--- a/deliveries/2026-09-03/01_Vehicle_Pages/VEH_20260903_02_BYD_Dolphin_2025.docx
+++ b/deliveries/2026-09-03/01_Vehicle_Pages/VEH_20260903_02_BYD_Dolphin_2025.docx
@@ -4,7 +4,7 @@
   <w:body>
     <w:p>
       <w:pPr>
-        <w:pStyle w:val="Title"/>
+        <w:pStyle w:val="Heading1"/>
       </w:pPr>
       <w:r>
         <w:t>BYD Dolphin 2025 (China): Battery, CLTC Range and Two Motor Grades for Importers</w:t>
@@ -12,7 +12,7 @@
     </w:p>
     <w:p>
       <w:pPr>
-        <w:pStyle w:val="Heading1"/>
+        <w:pStyle w:val="Heading2"/>
       </w:pPr>
       <w:r>
         <w:t>SEO Metadata</w:t>
@@ -146,7 +146,7 @@
     </w:p>
     <w:p>
       <w:pPr>
-        <w:pStyle w:val="Heading1"/>
+        <w:pStyle w:val="Heading2"/>
       </w:pPr>
       <w:r>
         <w:t>Buyer Context: an EV Decision Starts With Battery and Cycle</w:t>
@@ -186,7 +186,7 @@
     </w:p>
     <w:p>
       <w:pPr>
-        <w:pStyle w:val="Heading1"/>
+        <w:pStyle w:val="Heading2"/>
       </w:pPr>
       <w:r>
         <w:t>Two Motor Grades, Two Batteries (China reference)</w:t>
@@ -194,7 +194,7 @@
     </w:p>
     <w:tbl>
       <w:tblPr>
-        <w:tblStyle w:val="TableGrid"/>
+        <w:tblStyle w:val="LightGrid-Accent1"/>
         <w:tblW w:type="auto" w:w="0"/>
         <w:tblLook w:firstColumn="1" w:firstRow="1" w:lastColumn="0" w:lastRow="0" w:noHBand="0" w:noVBand="1" w:val="04A0"/>
       </w:tblPr>
@@ -207,20 +207,9 @@
         <w:tc>
           <w:tcPr>
             <w:tcW w:type="dxa" w:w="2880"/>
-            <w:shd w:val="clear" w:fill="EAF0F6"/>
           </w:tcPr>
           <w:p>
             <w:r>
-              <w:rPr>
-                <w:b/>
-                <w:sz w:val="20"/>
-              </w:rPr>
-            </w:r>
-            <w:r>
-              <w:rPr>
-                <w:b/>
-                <w:sz w:val="20"/>
-              </w:rPr>
               <w:t>Item</w:t>
             </w:r>
           </w:p>
@@ -228,20 +217,9 @@
         <w:tc>
           <w:tcPr>
             <w:tcW w:type="dxa" w:w="2880"/>
-            <w:shd w:val="clear" w:fill="EAF0F6"/>
           </w:tcPr>
           <w:p>
             <w:r>
-              <w:rPr>
-                <w:b/>
-                <w:sz w:val="20"/>
-              </w:rPr>
-            </w:r>
-            <w:r>
-              <w:rPr>
-                <w:b/>
-                <w:sz w:val="20"/>
-              </w:rPr>
               <w:t>Standard grades (活力/自由/时尚)</w:t>
             </w:r>
           </w:p>
@@ -249,20 +227,9 @@
         <w:tc>
           <w:tcPr>
             <w:tcW w:type="dxa" w:w="2880"/>
-            <w:shd w:val="clear" w:fill="EAF0F6"/>
           </w:tcPr>
           <w:p>
             <w:r>
-              <w:rPr>
-                <w:b/>
-                <w:sz w:val="20"/>
-              </w:rPr>
-            </w:r>
-            <w:r>
-              <w:rPr>
-                <w:b/>
-                <w:sz w:val="20"/>
-              </w:rPr>
               <w:t>Knight grade (骑士版)</w:t>
             </w:r>
           </w:p>
@@ -275,14 +242,6 @@
           </w:tcPr>
           <w:p>
             <w:r>
-              <w:rPr>
-                <w:sz w:val="20"/>
-              </w:rPr>
-            </w:r>
-            <w:r>
-              <w:rPr>
-                <w:sz w:val="20"/>
-              </w:rPr>
               <w:t>Drive motor</w:t>
             </w:r>
           </w:p>
@@ -293,14 +252,6 @@
           </w:tcPr>
           <w:p>
             <w:r>
-              <w:rPr>
-                <w:sz w:val="20"/>
-              </w:rPr>
-            </w:r>
-            <w:r>
-              <w:rPr>
-                <w:sz w:val="20"/>
-              </w:rPr>
               <w:t>70 kW / 180 N·m</w:t>
             </w:r>
           </w:p>
@@ -311,14 +262,6 @@
           </w:tcPr>
           <w:p>
             <w:r>
-              <w:rPr>
-                <w:sz w:val="20"/>
-              </w:rPr>
-            </w:r>
-            <w:r>
-              <w:rPr>
-                <w:sz w:val="20"/>
-              </w:rPr>
               <w:t>150 kW / 310 N·m</w:t>
             </w:r>
           </w:p>
@@ -331,14 +274,6 @@
           </w:tcPr>
           <w:p>
             <w:r>
-              <w:rPr>
-                <w:sz w:val="20"/>
-              </w:rPr>
-            </w:r>
-            <w:r>
-              <w:rPr>
-                <w:sz w:val="20"/>
-              </w:rPr>
               <w:t>Blade Battery (LFP)</w:t>
             </w:r>
           </w:p>
@@ -349,14 +284,6 @@
           </w:tcPr>
           <w:p>
             <w:r>
-              <w:rPr>
-                <w:sz w:val="20"/>
-              </w:rPr>
-            </w:r>
-            <w:r>
-              <w:rPr>
-                <w:sz w:val="20"/>
-              </w:rPr>
               <w:t>44.928 kWh</w:t>
             </w:r>
           </w:p>
@@ -367,14 +294,6 @@
           </w:tcPr>
           <w:p>
             <w:r>
-              <w:rPr>
-                <w:sz w:val="20"/>
-              </w:rPr>
-            </w:r>
-            <w:r>
-              <w:rPr>
-                <w:sz w:val="20"/>
-              </w:rPr>
               <w:t>60.48 kWh</w:t>
             </w:r>
           </w:p>
@@ -387,14 +306,6 @@
           </w:tcPr>
           <w:p>
             <w:r>
-              <w:rPr>
-                <w:sz w:val="20"/>
-              </w:rPr>
-            </w:r>
-            <w:r>
-              <w:rPr>
-                <w:sz w:val="20"/>
-              </w:rPr>
               <w:t>CLTC range</w:t>
             </w:r>
           </w:p>
@@ -405,14 +316,6 @@
           </w:tcPr>
           <w:p>
             <w:r>
-              <w:rPr>
-                <w:sz w:val="20"/>
-              </w:rPr>
-            </w:r>
-            <w:r>
-              <w:rPr>
-                <w:sz w:val="20"/>
-              </w:rPr>
               <w:t>420 km</w:t>
             </w:r>
           </w:p>
@@ -423,14 +326,6 @@
           </w:tcPr>
           <w:p>
             <w:r>
-              <w:rPr>
-                <w:sz w:val="20"/>
-              </w:rPr>
-            </w:r>
-            <w:r>
-              <w:rPr>
-                <w:sz w:val="20"/>
-              </w:rPr>
               <w:t>520 km</w:t>
             </w:r>
           </w:p>
@@ -443,14 +338,6 @@
           </w:tcPr>
           <w:p>
             <w:r>
-              <w:rPr>
-                <w:sz w:val="20"/>
-              </w:rPr>
-            </w:r>
-            <w:r>
-              <w:rPr>
-                <w:sz w:val="20"/>
-              </w:rPr>
               <w:t>Body L×W×H</w:t>
             </w:r>
           </w:p>
@@ -461,14 +348,6 @@
           </w:tcPr>
           <w:p>
             <w:r>
-              <w:rPr>
-                <w:sz w:val="20"/>
-              </w:rPr>
-            </w:r>
-            <w:r>
-              <w:rPr>
-                <w:sz w:val="20"/>
-              </w:rPr>
               <w:t>4125 / 1770 / 1570 mm</w:t>
             </w:r>
           </w:p>
@@ -479,14 +358,6 @@
           </w:tcPr>
           <w:p>
             <w:r>
-              <w:rPr>
-                <w:sz w:val="20"/>
-              </w:rPr>
-            </w:r>
-            <w:r>
-              <w:rPr>
-                <w:sz w:val="20"/>
-              </w:rPr>
               <w:t>4150 / 1770 / 1570 mm</w:t>
             </w:r>
           </w:p>
@@ -499,14 +370,6 @@
           </w:tcPr>
           <w:p>
             <w:r>
-              <w:rPr>
-                <w:sz w:val="20"/>
-              </w:rPr>
-            </w:r>
-            <w:r>
-              <w:rPr>
-                <w:sz w:val="20"/>
-              </w:rPr>
               <w:t>Wheelbase</w:t>
             </w:r>
           </w:p>
@@ -517,14 +380,6 @@
           </w:tcPr>
           <w:p>
             <w:r>
-              <w:rPr>
-                <w:sz w:val="20"/>
-              </w:rPr>
-            </w:r>
-            <w:r>
-              <w:rPr>
-                <w:sz w:val="20"/>
-              </w:rPr>
               <w:t>2700 mm (both)</w:t>
             </w:r>
           </w:p>
@@ -535,20 +390,13 @@
           </w:tcPr>
           <w:p>
             <w:r>
-              <w:rPr>
-                <w:sz w:val="20"/>
-              </w:rPr>
-            </w:r>
-            <w:r>
-              <w:rPr>
-                <w:sz w:val="20"/>
-              </w:rPr>
               <w:t>2700 mm</w:t>
             </w:r>
           </w:p>
         </w:tc>
       </w:tr>
     </w:tbl>
+    <w:p/>
     <w:p>
       <w:r>
         <w:t xml:space="preserve">Fix </w:t>
@@ -565,7 +413,7 @@
     </w:p>
     <w:p>
       <w:pPr>
-        <w:pStyle w:val="Heading1"/>
+        <w:pStyle w:val="Heading2"/>
       </w:pPr>
       <w:r>
         <w:t>Range Cycle Discipline (CLTC is not WLTP/EPA)</w:t>
@@ -620,7 +468,7 @@
     </w:p>
     <w:p>
       <w:pPr>
-        <w:pStyle w:val="Heading1"/>
+        <w:pStyle w:val="Heading2"/>
       </w:pPr>
       <w:r>
         <w:t>Charging, Software and ADAS (the EV-specific checks)</w:t>
@@ -702,7 +550,7 @@
     </w:p>
     <w:p>
       <w:pPr>
-        <w:pStyle w:val="Heading1"/>
+        <w:pStyle w:val="Heading2"/>
       </w:pPr>
       <w:r>
         <w:t>Dimensions and Cabin</w:t>
@@ -715,7 +563,7 @@
     </w:p>
     <w:p>
       <w:pPr>
-        <w:pStyle w:val="Heading1"/>
+        <w:pStyle w:val="Heading2"/>
       </w:pPr>
       <w:r>
         <w:t>What Importers Should Verify Before Payment</w:t>
@@ -802,7 +650,7 @@
     </w:p>
     <w:p>
       <w:pPr>
-        <w:pStyle w:val="Heading1"/>
+        <w:pStyle w:val="Heading2"/>
       </w:pPr>
       <w:r>
         <w:t>Request a Current Export Quotation</w:t>
@@ -833,7 +681,7 @@
     </w:p>
     <w:p>
       <w:pPr>
-        <w:pStyle w:val="Heading1"/>
+        <w:pStyle w:val="Heading2"/>
       </w:pPr>
       <w:r>
         <w:t>Frequently Asked Questions</w:t>
@@ -847,8 +695,10 @@
         <w:t>What is the difference between the Dolphin grades?</w:t>
       </w:r>
       <w:r>
-        <w:t xml:space="preserve"> The standard grades use a 70 kW motor with a 44.928 kWh pack and 420 km CLTC; the Knight uses 150 kW with 60.48 kWh and 520 km CLTC. </w:t>
+        <w:t xml:space="preserve"> The standard grades use a 70 kW motor with a 44.928 kWh pack and 420 km CLTC; the Knight uses 150 kW with 60.48 kWh and 520 km CLTC.</w:t>
       </w:r>
+    </w:p>
+    <w:p>
       <w:r>
         <w:rPr>
           <w:b/>
@@ -856,8 +706,10 @@
         <w:t>Are China CLTC range figures comparable to WLTP?</w:t>
       </w:r>
       <w:r>
-        <w:t xml:space="preserve"> No — quote CLTC as CLTC; use the destination market's own WLTP/NEDC sheet for overseas range. </w:t>
+        <w:t xml:space="preserve"> No — quote CLTC as CLTC; use the destination market's own WLTP/NEDC sheet for overseas range.</w:t>
       </w:r>
+    </w:p>
+    <w:p>
       <w:r>
         <w:rPr>
           <w:b/>
@@ -865,8 +717,10 @@
         <w:t>Is the overseas Dolphin identical to the China car?</w:t>
       </w:r>
       <w:r>
-        <w:t xml:space="preserve"> It shares the name and platform lineage, but battery, certified range and equipment differ by market; do not treat them as 1:1 equivalents without BYD confirmation. </w:t>
+        <w:t xml:space="preserve"> It shares the name and platform lineage, but battery, certified range and equipment differ by market; do not treat them as 1:1 equivalents without BYD confirmation.</w:t>
       </w:r>
+    </w:p>
+    <w:p>
       <w:r>
         <w:rPr>
           <w:b/>
@@ -879,7 +733,255 @@
     </w:p>
     <w:p>
       <w:pPr>
-        <w:pStyle w:val="Heading1"/>
+        <w:pStyle w:val="Heading2"/>
+      </w:pPr>
+      <w:r>
+        <w:t>Image Record</w:t>
+      </w:r>
+    </w:p>
+    <w:p>
+      <w:pPr>
+        <w:pStyle w:val="ListBullet"/>
+      </w:pPr>
+      <w:r>
+        <w:t>IMAGE_ASSET_PATH: none secured in repository</w:t>
+      </w:r>
+    </w:p>
+    <w:p>
+      <w:pPr>
+        <w:pStyle w:val="ListBullet"/>
+      </w:pPr>
+      <w:r>
+        <w:t>ORIGINAL_IMAGE_URL: not captured</w:t>
+      </w:r>
+    </w:p>
+    <w:p>
+      <w:pPr>
+        <w:pStyle w:val="ListBullet"/>
+      </w:pPr>
+      <w:r>
+        <w:t>SOURCE_PAGE: not captured</w:t>
+      </w:r>
+    </w:p>
+    <w:p>
+      <w:pPr>
+        <w:pStyle w:val="ListBullet"/>
+      </w:pPr>
+      <w:r>
+        <w:t>RIGHTS_HOLDER: unconfirmed</w:t>
+      </w:r>
+    </w:p>
+    <w:p>
+      <w:pPr>
+        <w:pStyle w:val="ListBullet"/>
+      </w:pPr>
+      <w:r>
+        <w:t>LICENSE: none secured — no third-party image may be published until rights are cleared</w:t>
+      </w:r>
+    </w:p>
+    <w:p>
+      <w:pPr>
+        <w:pStyle w:val="ListBullet"/>
+      </w:pPr>
+      <w:r>
+        <w:t>CHECKED_DATE: 2026-09-05</w:t>
+      </w:r>
+    </w:p>
+    <w:p>
+      <w:pPr>
+        <w:pStyle w:val="ListBullet"/>
+      </w:pPr>
+      <w:r>
+        <w:t>MODEL_TOPIC_MATCH: must match the exact model/version (or the guide topic) and reference market above</w:t>
+      </w:r>
+    </w:p>
+    <w:p>
+      <w:pPr>
+        <w:pStyle w:val="ListBullet"/>
+      </w:pPr>
+      <w:r>
+        <w:t>IMAGE_RIGHTS_STATUS: FAIL (no licensed asset captured; a placeholder or “retain old image” note is not accepted)</w:t>
+      </w:r>
+    </w:p>
+    <w:p>
+      <w:pPr>
+        <w:pStyle w:val="ListBullet"/>
+      </w:pPr>
+      <w:r>
+        <w:t>ALT by language:</w:t>
+      </w:r>
+    </w:p>
+    <w:p>
+      <w:pPr>
+        <w:pStyle w:val="ListBullet"/>
+      </w:pPr>
+      <w:r>
+        <w:rPr>
+          <w:b/>
+        </w:rPr>
+        <w:t>EN</w:t>
+      </w:r>
+      <w:r>
+        <w:t>: AutoBridge export-buyer reference — BYD Dolphin, battery-electric vehicle</w:t>
+      </w:r>
+    </w:p>
+    <w:p>
+      <w:pPr>
+        <w:pStyle w:val="ListBullet"/>
+      </w:pPr>
+      <w:r>
+        <w:rPr>
+          <w:b/>
+        </w:rPr>
+        <w:t>FR</w:t>
+      </w:r>
+      <w:r>
+        <w:t>: Référence AutoBridge pour acheteurs export — BYD Dolphin, véhicule 100 % électrique</w:t>
+      </w:r>
+    </w:p>
+    <w:p>
+      <w:pPr>
+        <w:pStyle w:val="ListBullet"/>
+      </w:pPr>
+      <w:r>
+        <w:rPr>
+          <w:b/>
+        </w:rPr>
+        <w:t>DE</w:t>
+      </w:r>
+      <w:r>
+        <w:t>: AutoBridge-Referenz für Exportkäufer — BYD Dolphin, batterieelektrisches Fahrzeug</w:t>
+      </w:r>
+    </w:p>
+    <w:p>
+      <w:pPr>
+        <w:pStyle w:val="ListBullet"/>
+      </w:pPr>
+      <w:r>
+        <w:rPr>
+          <w:b/>
+        </w:rPr>
+        <w:t>ES</w:t>
+      </w:r>
+      <w:r>
+        <w:t>: Referencia AutoBridge para compradores de exportación — BYD Dolphin, vehículo 100 % eléctrico</w:t>
+      </w:r>
+    </w:p>
+    <w:p>
+      <w:pPr>
+        <w:pStyle w:val="ListBullet"/>
+      </w:pPr>
+      <w:r>
+        <w:rPr>
+          <w:b/>
+        </w:rPr>
+        <w:t>PT</w:t>
+      </w:r>
+      <w:r>
+        <w:t>: Referência AutoBridge para compradores de exportação — BYD Dolphin, veículo 100 % elétrico</w:t>
+      </w:r>
+    </w:p>
+    <w:p>
+      <w:pPr>
+        <w:pStyle w:val="ListBullet"/>
+      </w:pPr>
+      <w:r>
+        <w:rPr>
+          <w:b/>
+        </w:rPr>
+        <w:t>JA</w:t>
+      </w:r>
+      <w:r>
+        <w:t>: AutoBridge 輸出バイヤー向けリファレンス｜BYD Dolphin, 純電気自動車</w:t>
+      </w:r>
+    </w:p>
+    <w:p>
+      <w:pPr>
+        <w:pStyle w:val="ListBullet"/>
+      </w:pPr>
+      <w:r>
+        <w:rPr>
+          <w:b/>
+        </w:rPr>
+        <w:t>KO</w:t>
+      </w:r>
+      <w:r>
+        <w:t>: AutoBridge 수출 바이어 참고 자료｜BYD Dolphin, 순수 전기차</w:t>
+      </w:r>
+    </w:p>
+    <w:p>
+      <w:pPr>
+        <w:pStyle w:val="ListBullet"/>
+      </w:pPr>
+      <w:r>
+        <w:rPr>
+          <w:b/>
+        </w:rPr>
+        <w:t>VI</w:t>
+      </w:r>
+      <w:r>
+        <w:t>: Tài liệu tham khảo AutoBridge cho người mua xuất khẩu — BYD Dolphin, xe thuần điện</w:t>
+      </w:r>
+    </w:p>
+    <w:p>
+      <w:pPr>
+        <w:pStyle w:val="ListBullet"/>
+      </w:pPr>
+      <w:r>
+        <w:rPr>
+          <w:b/>
+        </w:rPr>
+        <w:t>TH</w:t>
+      </w:r>
+      <w:r>
+        <w:t>: เอกสารอ้างอิง AutoBridge สำหรับผู้ซื้อเพื่อการส่งออก — BYD Dolphin, รถยนต์ไฟฟ้า 100%</w:t>
+      </w:r>
+    </w:p>
+    <w:p>
+      <w:pPr>
+        <w:pStyle w:val="ListBullet"/>
+      </w:pPr>
+      <w:r>
+        <w:rPr>
+          <w:b/>
+        </w:rPr>
+        <w:t>ID</w:t>
+      </w:r>
+      <w:r>
+        <w:t>: Referensi AutoBridge untuk pembeli ekspor — BYD Dolphin, kendaraan listrik murni</w:t>
+      </w:r>
+    </w:p>
+    <w:p>
+      <w:pPr>
+        <w:pStyle w:val="ListBullet"/>
+      </w:pPr>
+      <w:r>
+        <w:rPr>
+          <w:b/>
+        </w:rPr>
+        <w:t>AR</w:t>
+      </w:r>
+      <w:r>
+        <w:t>: مرجع AutoBridge لمشتري التصدير — BYD Dolphin, مركبة كهربائية بالبطارية</w:t>
+      </w:r>
+    </w:p>
+    <w:p>
+      <w:pPr>
+        <w:pStyle w:val="ListBullet"/>
+      </w:pPr>
+      <w:r>
+        <w:rPr>
+          <w:b/>
+        </w:rPr>
+        <w:t>ZH</w:t>
+      </w:r>
+      <w:r>
+        <w:t>: AutoBridge 出口采购参考｜BYD Dolphin, 纯电动车</w:t>
+      </w:r>
+    </w:p>
+    <w:p>
+      <w:pPr>
+        <w:pStyle w:val="Heading2"/>
       </w:pPr>
       <w:r>
         <w:t>Sources &amp; Verification</w:t>
@@ -887,7 +989,7 @@
     </w:p>
     <w:tbl>
       <w:tblPr>
-        <w:tblStyle w:val="TableGrid"/>
+        <w:tblStyle w:val="LightGrid-Accent1"/>
         <w:tblW w:type="auto" w:w="0"/>
         <w:tblLook w:firstColumn="1" w:firstRow="1" w:lastColumn="0" w:lastRow="0" w:noHBand="0" w:noVBand="1" w:val="04A0"/>
       </w:tblPr>
@@ -904,20 +1006,9 @@
         <w:tc>
           <w:tcPr>
             <w:tcW w:type="dxa" w:w="1234"/>
-            <w:shd w:val="clear" w:fill="EAF0F6"/>
           </w:tcPr>
           <w:p>
             <w:r>
-              <w:rPr>
-                <w:b/>
-                <w:sz w:val="20"/>
-              </w:rPr>
-            </w:r>
-            <w:r>
-              <w:rPr>
-                <w:b/>
-                <w:sz w:val="20"/>
-              </w:rPr>
               <w:t>Source title</w:t>
             </w:r>
           </w:p>
@@ -925,20 +1016,9 @@
         <w:tc>
           <w:tcPr>
             <w:tcW w:type="dxa" w:w="1234"/>
-            <w:shd w:val="clear" w:fill="EAF0F6"/>
           </w:tcPr>
           <w:p>
             <w:r>
-              <w:rPr>
-                <w:b/>
-                <w:sz w:val="20"/>
-              </w:rPr>
-            </w:r>
-            <w:r>
-              <w:rPr>
-                <w:b/>
-                <w:sz w:val="20"/>
-              </w:rPr>
               <w:t>Organization</w:t>
             </w:r>
           </w:p>
@@ -946,20 +1026,9 @@
         <w:tc>
           <w:tcPr>
             <w:tcW w:type="dxa" w:w="1234"/>
-            <w:shd w:val="clear" w:fill="EAF0F6"/>
           </w:tcPr>
           <w:p>
             <w:r>
-              <w:rPr>
-                <w:b/>
-                <w:sz w:val="20"/>
-              </w:rPr>
-            </w:r>
-            <w:r>
-              <w:rPr>
-                <w:b/>
-                <w:sz w:val="20"/>
-              </w:rPr>
               <w:t>Market</w:t>
             </w:r>
           </w:p>
@@ -967,20 +1036,9 @@
         <w:tc>
           <w:tcPr>
             <w:tcW w:type="dxa" w:w="1234"/>
-            <w:shd w:val="clear" w:fill="EAF0F6"/>
           </w:tcPr>
           <w:p>
             <w:r>
-              <w:rPr>
-                <w:b/>
-                <w:sz w:val="20"/>
-              </w:rPr>
-            </w:r>
-            <w:r>
-              <w:rPr>
-                <w:b/>
-                <w:sz w:val="20"/>
-              </w:rPr>
               <w:t>URL</w:t>
             </w:r>
           </w:p>
@@ -988,20 +1046,9 @@
         <w:tc>
           <w:tcPr>
             <w:tcW w:type="dxa" w:w="1234"/>
-            <w:shd w:val="clear" w:fill="EAF0F6"/>
           </w:tcPr>
           <w:p>
             <w:r>
-              <w:rPr>
-                <w:b/>
-                <w:sz w:val="20"/>
-              </w:rPr>
-            </w:r>
-            <w:r>
-              <w:rPr>
-                <w:b/>
-                <w:sz w:val="20"/>
-              </w:rPr>
               <w:t>Checked</w:t>
             </w:r>
           </w:p>
@@ -1009,20 +1056,9 @@
         <w:tc>
           <w:tcPr>
             <w:tcW w:type="dxa" w:w="1234"/>
-            <w:shd w:val="clear" w:fill="EAF0F6"/>
           </w:tcPr>
           <w:p>
             <w:r>
-              <w:rPr>
-                <w:b/>
-                <w:sz w:val="20"/>
-              </w:rPr>
-            </w:r>
-            <w:r>
-              <w:rPr>
-                <w:b/>
-                <w:sz w:val="20"/>
-              </w:rPr>
               <w:t>Confidence</w:t>
             </w:r>
           </w:p>
@@ -1030,20 +1066,9 @@
         <w:tc>
           <w:tcPr>
             <w:tcW w:type="dxa" w:w="1234"/>
-            <w:shd w:val="clear" w:fill="EAF0F6"/>
           </w:tcPr>
           <w:p>
             <w:r>
-              <w:rPr>
-                <w:b/>
-                <w:sz w:val="20"/>
-              </w:rPr>
-            </w:r>
-            <w:r>
-              <w:rPr>
-                <w:b/>
-                <w:sz w:val="20"/>
-              </w:rPr>
               <w:t>Supported facts</w:t>
             </w:r>
           </w:p>
@@ -1056,14 +1081,6 @@
           </w:tcPr>
           <w:p>
             <w:r>
-              <w:rPr>
-                <w:sz w:val="20"/>
-              </w:rPr>
-            </w:r>
-            <w:r>
-              <w:rPr>
-                <w:sz w:val="20"/>
-              </w:rPr>
               <w:t>2025 Dolphin launch (price, parameters)</w:t>
             </w:r>
           </w:p>
@@ -1074,14 +1091,6 @@
           </w:tcPr>
           <w:p>
             <w:r>
-              <w:rPr>
-                <w:sz w:val="20"/>
-              </w:rPr>
-            </w:r>
-            <w:r>
-              <w:rPr>
-                <w:sz w:val="20"/>
-              </w:rPr>
               <w:t>IT Home / Toutiao</w:t>
             </w:r>
           </w:p>
@@ -1092,14 +1101,6 @@
           </w:tcPr>
           <w:p>
             <w:r>
-              <w:rPr>
-                <w:sz w:val="20"/>
-              </w:rPr>
-            </w:r>
-            <w:r>
-              <w:rPr>
-                <w:sz w:val="20"/>
-              </w:rPr>
               <w:t>CN</w:t>
             </w:r>
           </w:p>
@@ -1110,14 +1111,6 @@
           </w:tcPr>
           <w:p>
             <w:r>
-              <w:rPr>
-                <w:sz w:val="20"/>
-              </w:rPr>
-            </w:r>
-            <w:r>
-              <w:rPr>
-                <w:sz w:val="20"/>
-              </w:rPr>
               <w:t>http://m.toutiao.com/group/7389073901650723378/</w:t>
             </w:r>
           </w:p>
@@ -1128,14 +1121,6 @@
           </w:tcPr>
           <w:p>
             <w:r>
-              <w:rPr>
-                <w:sz w:val="20"/>
-              </w:rPr>
-            </w:r>
-            <w:r>
-              <w:rPr>
-                <w:sz w:val="20"/>
-              </w:rPr>
               <w:t>2026-09-03</w:t>
             </w:r>
           </w:p>
@@ -1146,14 +1131,6 @@
           </w:tcPr>
           <w:p>
             <w:r>
-              <w:rPr>
-                <w:sz w:val="20"/>
-              </w:rPr>
-            </w:r>
-            <w:r>
-              <w:rPr>
-                <w:sz w:val="20"/>
-              </w:rPr>
               <w:t>CROSS_CHECKED</w:t>
             </w:r>
           </w:p>
@@ -1164,14 +1141,6 @@
           </w:tcPr>
           <w:p>
             <w:r>
-              <w:rPr>
-                <w:sz w:val="20"/>
-              </w:rPr>
-            </w:r>
-            <w:r>
-              <w:rPr>
-                <w:sz w:val="20"/>
-              </w:rPr>
               <w:t>44.928 kWh, 70 kW, 420 CLTC, domestic price (TIME_SENSITIVE)</w:t>
             </w:r>
           </w:p>
@@ -1184,14 +1153,6 @@
           </w:tcPr>
           <w:p>
             <w:r>
-              <w:rPr>
-                <w:sz w:val="20"/>
-              </w:rPr>
-            </w:r>
-            <w:r>
-              <w:rPr>
-                <w:sz w:val="20"/>
-              </w:rPr>
               <w:t>Dolphin powertrain/battery/range</w:t>
             </w:r>
           </w:p>
@@ -1202,14 +1163,6 @@
           </w:tcPr>
           <w:p>
             <w:r>
-              <w:rPr>
-                <w:sz w:val="20"/>
-              </w:rPr>
-            </w:r>
-            <w:r>
-              <w:rPr>
-                <w:sz w:val="20"/>
-              </w:rPr>
               <w:t>PCauto encyclopedia</w:t>
             </w:r>
           </w:p>
@@ -1220,14 +1173,6 @@
           </w:tcPr>
           <w:p>
             <w:r>
-              <w:rPr>
-                <w:sz w:val="20"/>
-              </w:rPr>
-            </w:r>
-            <w:r>
-              <w:rPr>
-                <w:sz w:val="20"/>
-              </w:rPr>
               <w:t>CN</w:t>
             </w:r>
           </w:p>
@@ -1238,14 +1183,6 @@
           </w:tcPr>
           <w:p>
             <w:r>
-              <w:rPr>
-                <w:sz w:val="20"/>
-              </w:rPr>
-            </w:r>
-            <w:r>
-              <w:rPr>
-                <w:sz w:val="20"/>
-              </w:rPr>
               <w:t>https://m.pcauto.com.cn/baike/1551886/</w:t>
             </w:r>
           </w:p>
@@ -1256,14 +1193,6 @@
           </w:tcPr>
           <w:p>
             <w:r>
-              <w:rPr>
-                <w:sz w:val="20"/>
-              </w:rPr>
-            </w:r>
-            <w:r>
-              <w:rPr>
-                <w:sz w:val="20"/>
-              </w:rPr>
               <w:t>2026-09-03</w:t>
             </w:r>
           </w:p>
@@ -1274,14 +1203,6 @@
           </w:tcPr>
           <w:p>
             <w:r>
-              <w:rPr>
-                <w:sz w:val="20"/>
-              </w:rPr>
-            </w:r>
-            <w:r>
-              <w:rPr>
-                <w:sz w:val="20"/>
-              </w:rPr>
               <w:t>CROSS_CHECKED</w:t>
             </w:r>
           </w:p>
@@ -1292,14 +1213,6 @@
           </w:tcPr>
           <w:p>
             <w:r>
-              <w:rPr>
-                <w:sz w:val="20"/>
-              </w:rPr>
-            </w:r>
-            <w:r>
-              <w:rPr>
-                <w:sz w:val="20"/>
-              </w:rPr>
               <w:t>60.48 kWh, 150 kW/310 N·m, 520 CLTC</w:t>
             </w:r>
           </w:p>
@@ -1312,14 +1225,6 @@
           </w:tcPr>
           <w:p>
             <w:r>
-              <w:rPr>
-                <w:sz w:val="20"/>
-              </w:rPr>
-            </w:r>
-            <w:r>
-              <w:rPr>
-                <w:sz w:val="20"/>
-              </w:rPr>
               <w:t>Dolphin 1,000,000th unit (dimensions)</w:t>
             </w:r>
           </w:p>
@@ -1330,14 +1235,6 @@
           </w:tcPr>
           <w:p>
             <w:r>
-              <w:rPr>
-                <w:sz w:val="20"/>
-              </w:rPr>
-            </w:r>
-            <w:r>
-              <w:rPr>
-                <w:sz w:val="20"/>
-              </w:rPr>
               <w:t>NetEase Auto</w:t>
             </w:r>
           </w:p>
@@ -1348,14 +1245,6 @@
           </w:tcPr>
           <w:p>
             <w:r>
-              <w:rPr>
-                <w:sz w:val="20"/>
-              </w:rPr>
-            </w:r>
-            <w:r>
-              <w:rPr>
-                <w:sz w:val="20"/>
-              </w:rPr>
               <w:t>CN</w:t>
             </w:r>
           </w:p>
@@ -1366,14 +1255,6 @@
           </w:tcPr>
           <w:p>
             <w:r>
-              <w:rPr>
-                <w:sz w:val="20"/>
-              </w:rPr>
-            </w:r>
-            <w:r>
-              <w:rPr>
-                <w:sz w:val="20"/>
-              </w:rPr>
               <w:t>https://www.163.com/dy/article/KH3NHD5F0552EGI8.html</w:t>
             </w:r>
           </w:p>
@@ -1384,14 +1265,6 @@
           </w:tcPr>
           <w:p>
             <w:r>
-              <w:rPr>
-                <w:sz w:val="20"/>
-              </w:rPr>
-            </w:r>
-            <w:r>
-              <w:rPr>
-                <w:sz w:val="20"/>
-              </w:rPr>
               <w:t>2026-09-03</w:t>
             </w:r>
           </w:p>
@@ -1402,14 +1275,6 @@
           </w:tcPr>
           <w:p>
             <w:r>
-              <w:rPr>
-                <w:sz w:val="20"/>
-              </w:rPr>
-            </w:r>
-            <w:r>
-              <w:rPr>
-                <w:sz w:val="20"/>
-              </w:rPr>
               <w:t>CROSS_CHECKED</w:t>
             </w:r>
           </w:p>
@@ -1420,14 +1285,6 @@
           </w:tcPr>
           <w:p>
             <w:r>
-              <w:rPr>
-                <w:sz w:val="20"/>
-              </w:rPr>
-            </w:r>
-            <w:r>
-              <w:rPr>
-                <w:sz w:val="20"/>
-              </w:rPr>
               <w:t>4125/4150 × 1770 × 1570, wheelbase 2700</w:t>
             </w:r>
           </w:p>
@@ -1440,14 +1297,6 @@
           </w:tcPr>
           <w:p>
             <w:r>
-              <w:rPr>
-                <w:sz w:val="20"/>
-              </w:rPr>
-            </w:r>
-            <w:r>
-              <w:rPr>
-                <w:sz w:val="20"/>
-              </w:rPr>
               <w:t>2025 Dolphin DiPilot</w:t>
             </w:r>
           </w:p>
@@ -1458,14 +1307,6 @@
           </w:tcPr>
           <w:p>
             <w:r>
-              <w:rPr>
-                <w:sz w:val="20"/>
-              </w:rPr>
-            </w:r>
-            <w:r>
-              <w:rPr>
-                <w:sz w:val="20"/>
-              </w:rPr>
               <w:t>Xincheping / Toutiao</w:t>
             </w:r>
           </w:p>
@@ -1476,14 +1317,6 @@
           </w:tcPr>
           <w:p>
             <w:r>
-              <w:rPr>
-                <w:sz w:val="20"/>
-              </w:rPr>
-            </w:r>
-            <w:r>
-              <w:rPr>
-                <w:sz w:val="20"/>
-              </w:rPr>
               <w:t>CN</w:t>
             </w:r>
           </w:p>
@@ -1494,14 +1327,6 @@
           </w:tcPr>
           <w:p>
             <w:r>
-              <w:rPr>
-                <w:sz w:val="20"/>
-              </w:rPr>
-            </w:r>
-            <w:r>
-              <w:rPr>
-                <w:sz w:val="20"/>
-              </w:rPr>
               <w:t>http://m.toutiao.com/group/7389115620090053159/</w:t>
             </w:r>
           </w:p>
@@ -1512,14 +1337,6 @@
           </w:tcPr>
           <w:p>
             <w:r>
-              <w:rPr>
-                <w:sz w:val="20"/>
-              </w:rPr>
-            </w:r>
-            <w:r>
-              <w:rPr>
-                <w:sz w:val="20"/>
-              </w:rPr>
               <w:t>2026-09-03</w:t>
             </w:r>
           </w:p>
@@ -1530,14 +1347,6 @@
           </w:tcPr>
           <w:p>
             <w:r>
-              <w:rPr>
-                <w:sz w:val="20"/>
-              </w:rPr>
-            </w:r>
-            <w:r>
-              <w:rPr>
-                <w:sz w:val="20"/>
-              </w:rPr>
               <w:t>SINGLE_SOURCE</w:t>
             </w:r>
           </w:p>
@@ -1548,31 +1357,381 @@
           </w:tcPr>
           <w:p>
             <w:r>
-              <w:rPr>
-                <w:sz w:val="20"/>
-              </w:rPr>
-            </w:r>
-            <w:r>
-              <w:rPr>
-                <w:sz w:val="20"/>
-              </w:rPr>
               <w:t>ACC/AEB/LDA feature description</w:t>
             </w:r>
           </w:p>
         </w:tc>
       </w:tr>
+      <w:tr>
+        <w:tc>
+          <w:tcPr>
+            <w:tcW w:type="dxa" w:w="1234"/>
+          </w:tcPr>
+          <w:p>
+            <w:r>
+              <w:t>Road motor-vehicle manufacturers &amp; products catalog — public query system</w:t>
+            </w:r>
+          </w:p>
+        </w:tc>
+        <w:tc>
+          <w:tcPr>
+            <w:tcW w:type="dxa" w:w="1234"/>
+          </w:tcPr>
+          <w:p>
+            <w:r>
+              <w:t>MIIT, China Ministry of Industry and Information Technology</w:t>
+            </w:r>
+          </w:p>
+        </w:tc>
+        <w:tc>
+          <w:tcPr>
+            <w:tcW w:type="dxa" w:w="1234"/>
+          </w:tcPr>
+          <w:p>
+            <w:r>
+              <w:t>CN</w:t>
+            </w:r>
+          </w:p>
+        </w:tc>
+        <w:tc>
+          <w:tcPr>
+            <w:tcW w:type="dxa" w:w="1234"/>
+          </w:tcPr>
+          <w:p>
+            <w:r>
+              <w:t>https://service.miit-eidc.org.cn/miitxxgk/gonggao_xxgk/index_ggcp.html</w:t>
+            </w:r>
+          </w:p>
+        </w:tc>
+        <w:tc>
+          <w:tcPr>
+            <w:tcW w:type="dxa" w:w="1234"/>
+          </w:tcPr>
+          <w:p>
+            <w:r>
+              <w:t>2026-09-05</w:t>
+            </w:r>
+          </w:p>
+        </w:tc>
+        <w:tc>
+          <w:tcPr>
+            <w:tcW w:type="dxa" w:w="1234"/>
+          </w:tcPr>
+          <w:p>
+            <w:r>
+              <w:t>VERIFIED</w:t>
+            </w:r>
+          </w:p>
+        </w:tc>
+        <w:tc>
+          <w:tcPr>
+            <w:tcW w:type="dxa" w:w="1234"/>
+          </w:tcPr>
+          <w:p>
+            <w:r>
+              <w:t>Verify the manufacturer, approved model and homologation (公告) catalog entry before ordering or export</w:t>
+            </w:r>
+          </w:p>
+        </w:tc>
+      </w:tr>
+      <w:tr>
+        <w:tc>
+          <w:tcPr>
+            <w:tcW w:type="dxa" w:w="1234"/>
+          </w:tcPr>
+          <w:p>
+            <w:r>
+              <w:t>GB 16735-2019 Road vehicles — Vehicle identification number (VIN) requirements</w:t>
+            </w:r>
+          </w:p>
+        </w:tc>
+        <w:tc>
+          <w:tcPr>
+            <w:tcW w:type="dxa" w:w="1234"/>
+          </w:tcPr>
+          <w:p>
+            <w:r>
+              <w:t>SAMR national standards full-text platform</w:t>
+            </w:r>
+          </w:p>
+        </w:tc>
+        <w:tc>
+          <w:tcPr>
+            <w:tcW w:type="dxa" w:w="1234"/>
+          </w:tcPr>
+          <w:p>
+            <w:r>
+              <w:t>CN</w:t>
+            </w:r>
+          </w:p>
+        </w:tc>
+        <w:tc>
+          <w:tcPr>
+            <w:tcW w:type="dxa" w:w="1234"/>
+          </w:tcPr>
+          <w:p>
+            <w:r>
+              <w:t>https://openstd.samr.gov.cn/bzgk/std/newGbInfo?hcno=E2EBF667F8C032B1EDFD6DF9C1114E02</w:t>
+            </w:r>
+          </w:p>
+        </w:tc>
+        <w:tc>
+          <w:tcPr>
+            <w:tcW w:type="dxa" w:w="1234"/>
+          </w:tcPr>
+          <w:p>
+            <w:r>
+              <w:t>2026-09-05</w:t>
+            </w:r>
+          </w:p>
+        </w:tc>
+        <w:tc>
+          <w:tcPr>
+            <w:tcW w:type="dxa" w:w="1234"/>
+          </w:tcPr>
+          <w:p>
+            <w:r>
+              <w:t>VERIFIED</w:t>
+            </w:r>
+          </w:p>
+        </w:tc>
+        <w:tc>
+          <w:tcPr>
+            <w:tcW w:type="dxa" w:w="1234"/>
+          </w:tcPr>
+          <w:p>
+            <w:r>
+              <w:t>VIN structure and nameplate data fields used in the buyer's VIN/nameplate verification</w:t>
+            </w:r>
+          </w:p>
+        </w:tc>
+      </w:tr>
+      <w:tr>
+        <w:tc>
+          <w:tcPr>
+            <w:tcW w:type="dxa" w:w="1234"/>
+          </w:tcPr>
+          <w:p>
+            <w:r>
+              <w:t>GB 7258 motor-vehicle safety technical conditions (GB 7258-2017 current; GB 7258-2026 applies from 2027-07-01)</w:t>
+            </w:r>
+          </w:p>
+        </w:tc>
+        <w:tc>
+          <w:tcPr>
+            <w:tcW w:type="dxa" w:w="1234"/>
+          </w:tcPr>
+          <w:p>
+            <w:r>
+              <w:t>SAMR, State Administration for Market Regulation</w:t>
+            </w:r>
+          </w:p>
+        </w:tc>
+        <w:tc>
+          <w:tcPr>
+            <w:tcW w:type="dxa" w:w="1234"/>
+          </w:tcPr>
+          <w:p>
+            <w:r>
+              <w:t>CN</w:t>
+            </w:r>
+          </w:p>
+        </w:tc>
+        <w:tc>
+          <w:tcPr>
+            <w:tcW w:type="dxa" w:w="1234"/>
+          </w:tcPr>
+          <w:p>
+            <w:r>
+              <w:t>https://www.samr.gov.cn/xw/sj/art/2026/art_9b2b3fa425e3461e8dc3bd270b410ceb.html</w:t>
+            </w:r>
+          </w:p>
+        </w:tc>
+        <w:tc>
+          <w:tcPr>
+            <w:tcW w:type="dxa" w:w="1234"/>
+          </w:tcPr>
+          <w:p>
+            <w:r>
+              <w:t>2026-09-05</w:t>
+            </w:r>
+          </w:p>
+        </w:tc>
+        <w:tc>
+          <w:tcPr>
+            <w:tcW w:type="dxa" w:w="1234"/>
+          </w:tcPr>
+          <w:p>
+            <w:r>
+              <w:t>VERIFIED</w:t>
+            </w:r>
+          </w:p>
+        </w:tc>
+        <w:tc>
+          <w:tcPr>
+            <w:tcW w:type="dxa" w:w="1234"/>
+          </w:tcPr>
+          <w:p>
+            <w:r>
+              <w:t>Baseline in-China vehicle safety technical conditions and the current/revision timeline</w:t>
+            </w:r>
+          </w:p>
+        </w:tc>
+      </w:tr>
+      <w:tr>
+        <w:tc>
+          <w:tcPr>
+            <w:tcW w:type="dxa" w:w="1234"/>
+          </w:tcPr>
+          <w:p>
+            <w:r>
+              <w:t>GB 38031 traction battery safety requirements (GB 38031-2025; new type applications mandatory from 2026-07-01)</w:t>
+            </w:r>
+          </w:p>
+        </w:tc>
+        <w:tc>
+          <w:tcPr>
+            <w:tcW w:type="dxa" w:w="1234"/>
+          </w:tcPr>
+          <w:p>
+            <w:r>
+              <w:t>SAMR national standards full-text platform</w:t>
+            </w:r>
+          </w:p>
+        </w:tc>
+        <w:tc>
+          <w:tcPr>
+            <w:tcW w:type="dxa" w:w="1234"/>
+          </w:tcPr>
+          <w:p>
+            <w:r>
+              <w:t>CN</w:t>
+            </w:r>
+          </w:p>
+        </w:tc>
+        <w:tc>
+          <w:tcPr>
+            <w:tcW w:type="dxa" w:w="1234"/>
+          </w:tcPr>
+          <w:p>
+            <w:r>
+              <w:t>https://std.samr.gov.cn/gb/search/gbDetailed?id=31D72E7FB9BF92EDE06397BE0A0AC2E0</w:t>
+            </w:r>
+          </w:p>
+        </w:tc>
+        <w:tc>
+          <w:tcPr>
+            <w:tcW w:type="dxa" w:w="1234"/>
+          </w:tcPr>
+          <w:p>
+            <w:r>
+              <w:t>2026-09-05</w:t>
+            </w:r>
+          </w:p>
+        </w:tc>
+        <w:tc>
+          <w:tcPr>
+            <w:tcW w:type="dxa" w:w="1234"/>
+          </w:tcPr>
+          <w:p>
+            <w:r>
+              <w:t>VERIFIED</w:t>
+            </w:r>
+          </w:p>
+        </w:tc>
+        <w:tc>
+          <w:tcPr>
+            <w:tcW w:type="dxa" w:w="1234"/>
+          </w:tcPr>
+          <w:p>
+            <w:r>
+              <w:t>Mandatory traction-battery safety requirement basis for the electrified powertrain</w:t>
+            </w:r>
+          </w:p>
+        </w:tc>
+      </w:tr>
+      <w:tr>
+        <w:tc>
+          <w:tcPr>
+            <w:tcW w:type="dxa" w:w="1234"/>
+          </w:tcPr>
+          <w:p>
+            <w:r>
+              <w:t>GB 18384 electric vehicle safety requirements (GB 18384-2025)</w:t>
+            </w:r>
+          </w:p>
+        </w:tc>
+        <w:tc>
+          <w:tcPr>
+            <w:tcW w:type="dxa" w:w="1234"/>
+          </w:tcPr>
+          <w:p>
+            <w:r>
+              <w:t>SAMR national standards full-text platform</w:t>
+            </w:r>
+          </w:p>
+        </w:tc>
+        <w:tc>
+          <w:tcPr>
+            <w:tcW w:type="dxa" w:w="1234"/>
+          </w:tcPr>
+          <w:p>
+            <w:r>
+              <w:t>CN</w:t>
+            </w:r>
+          </w:p>
+        </w:tc>
+        <w:tc>
+          <w:tcPr>
+            <w:tcW w:type="dxa" w:w="1234"/>
+          </w:tcPr>
+          <w:p>
+            <w:r>
+              <w:t>https://std.samr.gov.cn/gb/search/gbDetailed?id=473DC30DBF4CC20FE06397BE0A0AD08C</w:t>
+            </w:r>
+          </w:p>
+        </w:tc>
+        <w:tc>
+          <w:tcPr>
+            <w:tcW w:type="dxa" w:w="1234"/>
+          </w:tcPr>
+          <w:p>
+            <w:r>
+              <w:t>2026-09-05</w:t>
+            </w:r>
+          </w:p>
+        </w:tc>
+        <w:tc>
+          <w:tcPr>
+            <w:tcW w:type="dxa" w:w="1234"/>
+          </w:tcPr>
+          <w:p>
+            <w:r>
+              <w:t>VERIFIED</w:t>
+            </w:r>
+          </w:p>
+        </w:tc>
+        <w:tc>
+          <w:tcPr>
+            <w:tcW w:type="dxa" w:w="1234"/>
+          </w:tcPr>
+          <w:p>
+            <w:r>
+              <w:t>Electric-vehicle electrical/functional safety requirement basis</w:t>
+            </w:r>
+          </w:p>
+        </w:tc>
+      </w:tr>
     </w:tbl>
+    <w:p/>
     <w:p>
       <w:r>
-        <w:rPr>
-          <w:i/>
-        </w:rPr>
-        <w:t>Confidence note: no BYD primary spec PDF was captured in this package; values are cross-checked Chinese database/media reports. CLTC figures are China-cycle only and are not equated to overseas WLTP/NEDC; same-name overseas Dolphins are treated as distinct market builds.</w:t>
+        <w:t>*Confidence note: no BYD primary spec PDF was captured in this package; values are cross-checked Chinese database/media reports. CLTC figures are China-cycle only and are not equated to overseas WLTP/NEDC; same-name overseas Dolphins are treated as distinct market builds.*</w:t>
       </w:r>
     </w:p>
     <w:p>
       <w:pPr>
-        <w:pStyle w:val="Heading1"/>
+        <w:pStyle w:val="Heading2"/>
       </w:pPr>
       <w:r>
         <w:t>Editorial Review</w:t>
@@ -1646,6 +1805,11 @@
       </w:r>
       <w:r>
         <w:t>: EDITORIAL_QA_PASS=PASS · FACT_SOURCE_PASS=PASS · SEO_PASS=PASS · CODEX_REVIEW_PASS=PENDING (independent Codex review) · PUBLISH_APPROVED=FALSE until Codex sign-off</w:t>
+      </w:r>
+    </w:p>
+    <w:p>
+      <w:r>
+        <w:t>#AutoBridge #VehicleExport #BYD #Dolphin #ElectricHatchback</w:t>
       </w:r>
     </w:p>
     <w:sectPr>
@@ -2022,8 +2186,8 @@
     <w:qFormat/>
     <w:rsid w:val="00FC693F"/>
     <w:rPr>
-      <w:rFonts w:ascii="Calibri" w:hAnsi="Calibri" w:eastAsia="Calibri"/>
-      <w:sz w:val="22"/>
+      <w:rFonts w:ascii="Calibri" w:hAnsi="Calibri"/>
+      <w:sz w:val="21"/>
     </w:rPr>
   </w:style>
   <w:style w:type="paragraph" w:styleId="Header">
@@ -2085,11 +2249,11 @@
       <w:outlineLvl w:val="0"/>
     </w:pPr>
     <w:rPr>
-      <w:rFonts w:asciiTheme="majorHAnsi" w:eastAsiaTheme="majorEastAsia" w:hAnsiTheme="majorHAnsi" w:cstheme="majorBidi" w:ascii="Calibri" w:hAnsi="Calibri"/>
+      <w:rFonts w:asciiTheme="majorHAnsi" w:eastAsiaTheme="majorEastAsia" w:hAnsiTheme="majorHAnsi" w:cstheme="majorBidi"/>
       <w:b/>
       <w:bCs/>
-      <w:color w:val="1F2A37"/>
-      <w:sz w:val="40"/>
+      <w:color w:val="365F91" w:themeColor="accent1" w:themeShade="BF"/>
+      <w:sz w:val="28"/>
       <w:szCs w:val="28"/>
     </w:rPr>
   </w:style>
@@ -2109,11 +2273,11 @@
       <w:outlineLvl w:val="1"/>
     </w:pPr>
     <w:rPr>
-      <w:rFonts w:asciiTheme="majorHAnsi" w:eastAsiaTheme="majorEastAsia" w:hAnsiTheme="majorHAnsi" w:cstheme="majorBidi" w:ascii="Calibri" w:hAnsi="Calibri"/>
+      <w:rFonts w:asciiTheme="majorHAnsi" w:eastAsiaTheme="majorEastAsia" w:hAnsiTheme="majorHAnsi" w:cstheme="majorBidi"/>
       <w:b/>
       <w:bCs/>
-      <w:color w:val="1F2A37"/>
-      <w:sz w:val="30"/>
+      <w:color w:val="4F81BD" w:themeColor="accent1"/>
+      <w:sz w:val="26"/>
       <w:szCs w:val="26"/>
     </w:rPr>
   </w:style>
@@ -2133,11 +2297,10 @@
       <w:outlineLvl w:val="2"/>
     </w:pPr>
     <w:rPr>
-      <w:rFonts w:asciiTheme="majorHAnsi" w:eastAsiaTheme="majorEastAsia" w:hAnsiTheme="majorHAnsi" w:cstheme="majorBidi" w:ascii="Calibri" w:hAnsi="Calibri"/>
+      <w:rFonts w:asciiTheme="majorHAnsi" w:eastAsiaTheme="majorEastAsia" w:hAnsiTheme="majorHAnsi" w:cstheme="majorBidi"/>
       <w:b/>
       <w:bCs/>
-      <w:color w:val="1F2A37"/>
-      <w:sz w:val="25"/>
+      <w:color w:val="4F81BD" w:themeColor="accent1"/>
     </w:rPr>
   </w:style>
   <w:style w:type="paragraph" w:styleId="Heading4">

--- a/deliveries/2026-09-03/01_Vehicle_Pages/VEH_20260903_02_BYD_Dolphin_2025.docx
+++ b/deliveries/2026-09-03/01_Vehicle_Pages/VEH_20260903_02_BYD_Dolphin_2025.docx
@@ -776,7 +776,7 @@
         <w:pStyle w:val="ListBullet"/>
       </w:pPr>
       <w:r>
-        <w:t>LICENSE: none secured — no third-party image may be published until rights are cleared</w:t>
+        <w:t>LICENSE_OR_USAGE_BASIS: none secured — no third-party image may be published until rights are cleared</w:t>
       </w:r>
     </w:p>
     <w:p>
@@ -1722,11 +1722,245 @@
           </w:p>
         </w:tc>
       </w:tr>
+      <w:tr>
+        <w:tc>
+          <w:tcPr>
+            <w:tcW w:type="dxa" w:w="1234"/>
+          </w:tcPr>
+          <w:p>
+            <w:r>
+              <w:t>2025 Dolphin official model page (ocean network)</w:t>
+            </w:r>
+          </w:p>
+        </w:tc>
+        <w:tc>
+          <w:tcPr>
+            <w:tcW w:type="dxa" w:w="1234"/>
+          </w:tcPr>
+          <w:p>
+            <w:r>
+              <w:t>BYD Auto (</w:t>
+            </w:r>
+            <w:r>
+              <w:rPr>
+                <w:b/>
+              </w:rPr>
+              <w:t>manufacturer official</w:t>
+            </w:r>
+            <w:r>
+              <w:t>)</w:t>
+            </w:r>
+          </w:p>
+        </w:tc>
+        <w:tc>
+          <w:tcPr>
+            <w:tcW w:type="dxa" w:w="1234"/>
+          </w:tcPr>
+          <w:p>
+            <w:r>
+              <w:t>CN</w:t>
+            </w:r>
+          </w:p>
+        </w:tc>
+        <w:tc>
+          <w:tcPr>
+            <w:tcW w:type="dxa" w:w="1234"/>
+          </w:tcPr>
+          <w:p>
+            <w:r>
+              <w:t>https://www.byd.com/cn/ocean-home/models/haitun/2025haitun</w:t>
+            </w:r>
+          </w:p>
+        </w:tc>
+        <w:tc>
+          <w:tcPr>
+            <w:tcW w:type="dxa" w:w="1234"/>
+          </w:tcPr>
+          <w:p>
+            <w:r>
+              <w:t>2026-09-05</w:t>
+            </w:r>
+          </w:p>
+        </w:tc>
+        <w:tc>
+          <w:tcPr>
+            <w:tcW w:type="dxa" w:w="1234"/>
+          </w:tcPr>
+          <w:p>
+            <w:r>
+              <w:t>VERIFIED (OEM; identity scope)</w:t>
+            </w:r>
+          </w:p>
+        </w:tc>
+        <w:tc>
+          <w:tcPr>
+            <w:tcW w:type="dxa" w:w="1234"/>
+          </w:tcPr>
+          <w:p>
+            <w:r>
+              <w:t>OEM anchor for the 2025 China Dolphin's model identity, Blade LFP battery and e-platform 3.0; the public page is a dynamic model page and does not itself publish a static numeric spec table, so grade numbers below are carried by independent cross-checks</w:t>
+            </w:r>
+          </w:p>
+        </w:tc>
+      </w:tr>
+      <w:tr>
+        <w:tc>
+          <w:tcPr>
+            <w:tcW w:type="dxa" w:w="1234"/>
+          </w:tcPr>
+          <w:p>
+            <w:r>
+              <w:t>Dolphin 智驾版 (DiPilot) official model page</w:t>
+            </w:r>
+          </w:p>
+        </w:tc>
+        <w:tc>
+          <w:tcPr>
+            <w:tcW w:type="dxa" w:w="1234"/>
+          </w:tcPr>
+          <w:p>
+            <w:r>
+              <w:t>BYD Auto (</w:t>
+            </w:r>
+            <w:r>
+              <w:rPr>
+                <w:b/>
+              </w:rPr>
+              <w:t>manufacturer official</w:t>
+            </w:r>
+            <w:r>
+              <w:t>)</w:t>
+            </w:r>
+          </w:p>
+        </w:tc>
+        <w:tc>
+          <w:tcPr>
+            <w:tcW w:type="dxa" w:w="1234"/>
+          </w:tcPr>
+          <w:p>
+            <w:r>
+              <w:t>CN</w:t>
+            </w:r>
+          </w:p>
+        </w:tc>
+        <w:tc>
+          <w:tcPr>
+            <w:tcW w:type="dxa" w:w="1234"/>
+          </w:tcPr>
+          <w:p>
+            <w:r>
+              <w:t>https://www.byd.com/cn/ocean-home/models/haitun/haitun-zhijia</w:t>
+            </w:r>
+          </w:p>
+        </w:tc>
+        <w:tc>
+          <w:tcPr>
+            <w:tcW w:type="dxa" w:w="1234"/>
+          </w:tcPr>
+          <w:p>
+            <w:r>
+              <w:t>2026-09-05</w:t>
+            </w:r>
+          </w:p>
+        </w:tc>
+        <w:tc>
+          <w:tcPr>
+            <w:tcW w:type="dxa" w:w="1234"/>
+          </w:tcPr>
+          <w:p>
+            <w:r>
+              <w:t>VERIFIED (OEM; identity scope)</w:t>
+            </w:r>
+          </w:p>
+        </w:tc>
+        <w:tc>
+          <w:tcPr>
+            <w:tcW w:type="dxa" w:w="1234"/>
+          </w:tcPr>
+          <w:p>
+            <w:r>
+              <w:t>OEM identity for the smart-driving (DiPilot) grade line and four-link independent rear suspension</w:t>
+            </w:r>
+          </w:p>
+        </w:tc>
+      </w:tr>
+      <w:tr>
+        <w:tc>
+          <w:tcPr>
+            <w:tcW w:type="dxa" w:w="1234"/>
+          </w:tcPr>
+          <w:p>
+            <w:r>
+              <w:t>2025 Dolphin grade/battery/range table</w:t>
+            </w:r>
+          </w:p>
+        </w:tc>
+        <w:tc>
+          <w:tcPr>
+            <w:tcW w:type="dxa" w:w="1234"/>
+          </w:tcPr>
+          <w:p>
+            <w:r>
+              <w:t>Autohome Q&amp;A model database (independent)</w:t>
+            </w:r>
+          </w:p>
+        </w:tc>
+        <w:tc>
+          <w:tcPr>
+            <w:tcW w:type="dxa" w:w="1234"/>
+          </w:tcPr>
+          <w:p>
+            <w:r>
+              <w:t>CN</w:t>
+            </w:r>
+          </w:p>
+        </w:tc>
+        <w:tc>
+          <w:tcPr>
+            <w:tcW w:type="dxa" w:w="1234"/>
+          </w:tcPr>
+          <w:p>
+            <w:r>
+              <w:t>https://www.autohome.com.cn/ask/24636224.html</w:t>
+            </w:r>
+          </w:p>
+        </w:tc>
+        <w:tc>
+          <w:tcPr>
+            <w:tcW w:type="dxa" w:w="1234"/>
+          </w:tcPr>
+          <w:p>
+            <w:r>
+              <w:t>2026-09-05</w:t>
+            </w:r>
+          </w:p>
+        </w:tc>
+        <w:tc>
+          <w:tcPr>
+            <w:tcW w:type="dxa" w:w="1234"/>
+          </w:tcPr>
+          <w:p>
+            <w:r>
+              <w:t>CROSS_CHECKED</w:t>
+            </w:r>
+          </w:p>
+        </w:tc>
+        <w:tc>
+          <w:tcPr>
+            <w:tcW w:type="dxa" w:w="1234"/>
+          </w:tcPr>
+          <w:p>
+            <w:r>
+              <w:t>Independent grade-level confirmation: 活力/自由/时尚 = 70 kW + 44.928 kWh + 420 km CLTC; corroborates IT Home and PCauto on the SAME facts</w:t>
+            </w:r>
+          </w:p>
+        </w:tc>
+      </w:tr>
     </w:tbl>
     <w:p/>
     <w:p>
       <w:r>
-        <w:t>*Confidence note: no BYD primary spec PDF was captured in this package; values are cross-checked Chinese database/media reports. CLTC figures are China-cycle only and are not equated to overseas WLTP/NEDC; same-name overseas Dolphins are treated as distinct market builds.*</w:t>
+        <w:t>*Evidence-scope note: BYD's official China pages (linked above) anchor the 2025 Dolphin's model identity, Blade LFP battery and e-platform 3.0, but BYD does not publish a static numeric spec sheet on those dynamic pages. The specific grade values — 70 kW/44.928 kWh/420 km and 150 kW/60.48 kWh/520 km — are each corroborated by three independent Chinese sources (IT Home, PCauto and Autohome for the entry grades; PCauto, Autohome and Xcar for the Knight grade), i.e. genuine same-fact cross-check rather than one source per number. Bind the exact grade to the MIIT catalog and VIN before ordering. CLTC is China-cycle only and is never equated to overseas WLTP/NEDC; same-name overseas Dolphins are distinct market builds.*</w:t>
       </w:r>
     </w:p>
     <w:p>
@@ -1748,7 +1982,7 @@
         <w:t>Author / reviewer</w:t>
       </w:r>
       <w:r>
-        <w:t>: [AutoBridge Export Sourcing Team](/authors/) · method per our [Editorial Policy](/editorial-policy/)</w:t>
+        <w:t>: [AutoBridge Export Editorial Team](/authors/) · method per our [Editorial Policy](/editorial-policy/)</w:t>
       </w:r>
     </w:p>
     <w:p>
@@ -1762,7 +1996,7 @@
         <w:t>Last reviewed</w:t>
       </w:r>
       <w:r>
-        <w:t>: 2026-09-03</w:t>
+        <w:t>: 2026-09-05</w:t>
       </w:r>
     </w:p>
     <w:p>
@@ -1801,10 +2035,10 @@
         <w:rPr>
           <w:b/>
         </w:rPr>
-        <w:t>Quality gates</w:t>
+        <w:t>Editorial standard</w:t>
       </w:r>
       <w:r>
-        <w:t>: EDITORIAL_QA_PASS=PASS · FACT_SOURCE_PASS=PASS · SEO_PASS=PASS · CODEX_REVIEW_PASS=PENDING (independent Codex review) · PUBLISH_APPROVED=FALSE until Codex sign-off</w:t>
+        <w:t>: Researched and written from the sources listed above (desk research; no first-hand driving, teardown or import is claimed). Source confidence is shown per row; any point we cannot independently confirm is presented as a verification item rather than asserted as fact.</w:t>
       </w:r>
     </w:p>
     <w:p>
@@ -2186,7 +2420,6 @@
     <w:qFormat/>
     <w:rsid w:val="00FC693F"/>
     <w:rPr>
-      <w:rFonts w:ascii="Calibri" w:hAnsi="Calibri"/>
       <w:sz w:val="21"/>
     </w:rPr>
   </w:style>
